--- a/docs/FinalReport_Spring2026.docx
+++ b/docs/FinalReport_Spring2026.docx
@@ -701,7 +701,7 @@
         <w:jc w:val="both"/>
       </w:pPr>
       <w:r>
-        <w:t>The system implements a four-algorithm comparative segmentation framework. The primary custom algorithm follows the FMP (Fundamentals of Music Processing) Chapter 4 pipeline: beat-synchronous Chroma-CENS and MFCC features are extracted from audio, combined into an enhanced Self-Similarity Matrix (SSM) with transposition-invariant and tempo-invariant smoothing, and processed by a Gaussian checkerboard novelty detector followed by adaptive peak picking and KMeans-based segment clustering with automatic section-type labelling. Three additional algorithms from the MSAF (Music Structure Analysis Framework) library — Foote (novelty-based), CNMF (Convex Non-negative Matrix Factorization), and scluster (spectral clustering) — are integrated as parallel Docker workers, enabling direct algorithm comparison under identical conditions.</w:t>
+        <w:t>The system implements a five-algorithm comparative segmentation framework. The primary custom algorithm follows the FMP (Fundamentals of Music Processing) Chapter 4 pipeline: Chroma-CENS and MFCC features are extracted on a uniform 10 Hz median-pooled frame grid, combined into an enhanced Self-Similarity Matrix (SSM) with transposition-invariant and tempo-invariant smoothing, and processed by a Gaussian checkerboard novelty detector followed by multi-source candidate fusion and KMeans-based segment clustering with automatic section-type labelling. Four additional algorithms are integrated alongside the custom algorithm: three from the MSAF library (Music Structure Analysis Framework) library — Foote (novelty-based), CNMF (Convex Non-negative Matrix Factorization), and scluster (spectral clustering) — are integrated as parallel Docker workers, enabling direct algorithm comparison under identical conditions.</w:t>
       </w:r>
     </w:p>
     <w:p>
@@ -5163,7 +5163,7 @@
         <w:jc w:val="both"/>
       </w:pPr>
       <w:r>
-        <w:t>Paulus, Müller, and Klapuri [4] provided a comprehensive survey of audio-based music structure analysis methods, categorising approaches into novelty-based, homogeneity-based, and repetition-based methods. This taxonomy informed the selection of algorithms implemented in this project: the custom algorithm and Foote are novelty-based; CNMF and scluster are repetition/homogeneity-based.</w:t>
+        <w:t>Paulus, Müller, and Klapuri [4] provided a comprehensive survey of audio-based music structure analysis methods, categorising approaches into novelty-based, homogeneity-based, and repetition-based methods. This taxonomy informed the selection of algorithms implemented in this project: the custom algorithm and Foote are novelty-based; CNMF and scluster are repetition/homogeneity-based. Turnbull et al. [11] demonstrated a supervised approach using difference features and boosting for boundary detection, establishing a benchmark for comparative evaluation.</w:t>
       </w:r>
     </w:p>
     <w:p>
@@ -5280,7 +5280,7 @@
         <w:jc w:val="both"/>
       </w:pPr>
       <w:r>
-        <w:t>The system is composed of eight Docker services connected via a shared Docker network:</w:t>
+        <w:t>The system is composed of nine Docker services connected via a shared Docker network:</w:t>
       </w:r>
     </w:p>
     <w:tbl>
@@ -5743,6 +5743,68 @@
                 <w:szCs w:val="20"/>
               </w:rPr>
               <w:t>Sandboxed researcher-submitted code executor</w:t>
+            </w:r>
+          </w:p>
+        </w:tc>
+      </w:tr>
+      <w:tr>
+        <w:tblPrEx>
+          <w:tblCellMar>
+            <w:top w:w="0" w:type="dxa"/>
+            <w:bottom w:w="0" w:type="dxa"/>
+          </w:tblCellMar>
+        </w:tblPrEx>
+        <w:tc>
+          <w:tcPr>
+            <w:tcW w:w="2200" w:type="dxa"/>
+            <w:tcBorders>
+              <w:top w:val="single" w:sz="1" w:space="0" w:color="AAAAAA"/>
+              <w:left w:val="single" w:sz="1" w:space="0" w:color="AAAAAA"/>
+              <w:bottom w:val="single" w:sz="1" w:space="0" w:color="AAAAAA"/>
+              <w:right w:val="single" w:sz="1" w:space="0" w:color="AAAAAA"/>
+            </w:tcBorders>
+            <w:tcMar>
+              <w:top w:w="80" w:type="dxa"/>
+              <w:left w:w="120" w:type="dxa"/>
+              <w:bottom w:w="80" w:type="dxa"/>
+              <w:right w:w="120" w:type="dxa"/>
+            </w:tcMar>
+            <w:vAlign w:val="center"/>
+          </w:tcPr>
+          <w:p>
+            <w:r>
+              <w:rPr>
+                <w:sz w:val="20"/>
+                <w:szCs w:val="20"/>
+              </w:rPr>
+              <w:t>worker-llm</w:t>
+            </w:r>
+          </w:p>
+        </w:tc>
+        <w:tc>
+          <w:tcPr>
+            <w:tcW w:w="6826" w:type="dxa"/>
+            <w:tcBorders>
+              <w:top w:val="single" w:sz="1" w:space="0" w:color="AAAAAA"/>
+              <w:left w:val="single" w:sz="1" w:space="0" w:color="AAAAAA"/>
+              <w:bottom w:val="single" w:sz="1" w:space="0" w:color="AAAAAA"/>
+              <w:right w:val="single" w:sz="1" w:space="0" w:color="AAAAAA"/>
+            </w:tcBorders>
+            <w:tcMar>
+              <w:top w:w="80" w:type="dxa"/>
+              <w:left w:w="120" w:type="dxa"/>
+              <w:bottom w:w="80" w:type="dxa"/>
+              <w:right w:w="120" w:type="dxa"/>
+            </w:tcMar>
+            <w:vAlign w:val="center"/>
+          </w:tcPr>
+          <w:p>
+            <w:r>
+              <w:rPr>
+                <w:sz w:val="20"/>
+                <w:szCs w:val="20"/>
+              </w:rPr>
+              <w:t>LLM-assisted segmentation worker (LangChain + Anthropic/OpenAI)</w:t>
             </w:r>
           </w:p>
         </w:tc>
@@ -7417,6 +7479,95 @@
           </w:p>
         </w:tc>
       </w:tr>
+      <w:tr>
+        <w:tblPrEx>
+          <w:tblCellMar>
+            <w:top w:w="0" w:type="dxa"/>
+            <w:bottom w:w="0" w:type="dxa"/>
+          </w:tblCellMar>
+        </w:tblPrEx>
+        <w:tc>
+          <w:tcPr>
+            <w:tcW w:w="2000" w:type="dxa"/>
+            <w:tcBorders>
+              <w:top w:val="single" w:sz="1" w:space="0" w:color="AAAAAA"/>
+              <w:left w:val="single" w:sz="1" w:space="0" w:color="AAAAAA"/>
+              <w:bottom w:val="single" w:sz="1" w:space="0" w:color="AAAAAA"/>
+              <w:right w:val="single" w:sz="1" w:space="0" w:color="AAAAAA"/>
+            </w:tcBorders>
+            <w:tcMar>
+              <w:top w:w="80" w:type="dxa"/>
+              <w:left w:w="120" w:type="dxa"/>
+              <w:bottom w:w="80" w:type="dxa"/>
+              <w:right w:w="120" w:type="dxa"/>
+            </w:tcMar>
+            <w:vAlign w:val="center"/>
+          </w:tcPr>
+          <w:p>
+            <w:r>
+              <w:rPr>
+                <w:sz w:val="20"/>
+                <w:szCs w:val="20"/>
+              </w:rPr>
+              <w:t>LangChain / langchain-anthropic</w:t>
+            </w:r>
+          </w:p>
+        </w:tc>
+        <w:tc>
+          <w:tcPr>
+            <w:tcW w:w="4026" w:type="dxa"/>
+            <w:tcBorders>
+              <w:top w:val="single" w:sz="1" w:space="0" w:color="AAAAAA"/>
+              <w:left w:val="single" w:sz="1" w:space="0" w:color="AAAAAA"/>
+              <w:bottom w:val="single" w:sz="1" w:space="0" w:color="AAAAAA"/>
+              <w:right w:val="single" w:sz="1" w:space="0" w:color="AAAAAA"/>
+            </w:tcBorders>
+            <w:tcMar>
+              <w:top w:w="80" w:type="dxa"/>
+              <w:left w:w="120" w:type="dxa"/>
+              <w:bottom w:w="80" w:type="dxa"/>
+              <w:right w:w="120" w:type="dxa"/>
+            </w:tcMar>
+            <w:vAlign w:val="center"/>
+          </w:tcPr>
+          <w:p>
+            <w:r>
+              <w:rPr>
+                <w:sz w:val="20"/>
+                <w:szCs w:val="20"/>
+              </w:rPr>
+              <w:t>LLM agent orchestration</w:t>
+            </w:r>
+          </w:p>
+        </w:tc>
+        <w:tc>
+          <w:tcPr>
+            <w:tcW w:w="3000" w:type="dxa"/>
+            <w:tcBorders>
+              <w:top w:val="single" w:sz="1" w:space="0" w:color="AAAAAA"/>
+              <w:left w:val="single" w:sz="1" w:space="0" w:color="AAAAAA"/>
+              <w:bottom w:val="single" w:sz="1" w:space="0" w:color="AAAAAA"/>
+              <w:right w:val="single" w:sz="1" w:space="0" w:color="AAAAAA"/>
+            </w:tcBorders>
+            <w:tcMar>
+              <w:top w:w="80" w:type="dxa"/>
+              <w:left w:w="120" w:type="dxa"/>
+              <w:bottom w:w="80" w:type="dxa"/>
+              <w:right w:w="120" w:type="dxa"/>
+            </w:tcMar>
+            <w:vAlign w:val="center"/>
+          </w:tcPr>
+          <w:p>
+            <w:r>
+              <w:rPr>
+                <w:sz w:val="20"/>
+                <w:szCs w:val="20"/>
+              </w:rPr>
+              <w:t>Provider-agnostic LLM interface; supports Anthropic and OpenAI</w:t>
+            </w:r>
+          </w:p>
+        </w:tc>
+      </w:tr>
     </w:tbl>
     <w:p>
       <w:pPr>
@@ -7452,7 +7603,7 @@
         <w:jc w:val="both"/>
       </w:pPr>
       <w:r>
-        <w:t>For each track, audio is resampled to 22,050 Hz mono. Beat tracking is applied to produce beat-synchronous frame indices. Feature extraction, SSM construction, novelty curve computation, and peak picking are applied as described in Section 4. Evaluation uses mir_eval.segment.detection with a ±0.5 s tolerance window (MIREX 2009 standard), computing precision, recall, and F-measure per track. Macro-averaged metrics are computed over all successfully processed tracks.</w:t>
+        <w:t>For each track, audio is resampled to 22,050 Hz mono. Features are extracted on a uniform 10 Hz median-pooled frame grid after active-region detection (Section 4). SSM construction, multi-source candidate fusion, novelty curve computation, and peak picking are applied as described in Section 4. Evaluation uses mir_eval.segment.detection with a ±0.5 s tolerance window (MIREX 2009 standard), computing precision, recall, and F-measure per track. Macro-averaged metrics are computed over all successfully processed tracks.</w:t>
       </w:r>
     </w:p>
     <w:p>
@@ -8187,7 +8338,7 @@
         <w:spacing w:after="80"/>
       </w:pPr>
       <w:r>
-        <w:t>Sample rate fixed at 22,050 Hz. Beat tracking via librosa.beat.beat_track provides beat-synchronous frame indices, reducing the SSM from O(N²) where N is the frame count at hop rate to O(B²) where B is the beat count — typically 20× smaller, enabling practical SSM computation on 10-minute tracks.</w:t>
+        <w:t>Sample rate fixed at 22,050 Hz. Features are extracted at hop_length=512 samples (~43 Hz) then median-pooled to a uniform 10 Hz frame grid. This fixed 0.1 s spacing ensures worst-case boundary quantisation error stays within the ±0.5 s MIREX tolerance window. A dynamic RMS threshold (75th-percentile RMS in dB − 20 dB) detects the musically active region before feature extraction, trimming leading/trailing silence.</w:t>
       </w:r>
     </w:p>
     <w:p>
@@ -8200,7 +8351,7 @@
         <w:spacing w:after="80"/>
       </w:pPr>
       <w:r>
-        <w:t>Feature extraction: Chroma-CENS (n_chroma=12, window length proportional to beat period) captures harmonic content; MFCC (20 coefficients) captures timbral texture. Both are concatenated into a combined feature vector per beat frame and L2-normalised.</w:t>
+        <w:t>Feature extraction: Chroma-CENS (n_chroma=12, hop_length=512) captures harmonic content; MFCC (20 coefficients) captures timbral texture. Both are L2-normalised per pooled frame column. chroma_cqt is used as a fallback if chroma_cens fails. [8]</w:t>
       </w:r>
     </w:p>
     <w:p>
@@ -8226,7 +8377,7 @@
         <w:spacing w:after="80"/>
       </w:pPr>
       <w:r>
-        <w:t>Novelty curve: Gaussian checkerboard kernel slid along the SSM diagonal; blended with a spectral flux onset envelope from librosa.onset.onset_strength weighted by spectral_flux_weight (default 0.3).</w:t>
+        <w:t>Novelty curve: Gaussian checkerboard kernel slid along the SSM diagonal; normalised to [0, 1] and smoothed with a Gaussian (σ=2.5). Six boundary candidate sources are extracted in parallel (RMS energy change, onset/spectral-flux peaks, chord-change proxy from chroma shifts, beat-phrase grid, optional timed lyrics, and SSM novelty); each source produces timestamped candidates with confidence scores. Candidates are fused with per-source weights dynamically scaled by signal-quality confidence (novelty SNR, beat regularity, lyric density).</w:t>
       </w:r>
     </w:p>
     <w:p>
@@ -8239,7 +8390,7 @@
         <w:spacing w:after="80"/>
       </w:pPr>
       <w:r>
-        <w:t>Peak picking: Adaptive delta threshold set at the 60th percentile of the novelty curve; minimum peak distance enforced by min_segment_duration_seconds (default 15 s).</w:t>
+        <w:t>Peak picking and snapping: SSM novelty peaks are detected with scipy.signal.find_peaks (prominence=0.18, min distance=min_segment_duration_seconds, default 10 s). After multi-source fusion, each boundary is snapped to the nearest strong onset or beat position within a 0.45 s window for sub-frame timing precision.</w:t>
       </w:r>
     </w:p>
     <w:p>
@@ -8253,7 +8404,7 @@
       </w:pPr>
       <w:r>
         <w:lastRenderedPageBreak/>
-        <w:t>Segment clustering: Per-segment feature vectors (mean + delta_mean + std of beat-frame features within each segment) are clustered with KMeans; k is chosen automatically to maximise the silhouette score over k ∈ {2, …, 8}; k-means++ initialisation is used for stability.</w:t>
+        <w:t>Segment clustering: Per-segment feature vectors (mean + delta_mean + std of beat-frame features within each segment) are clustered with KMeans; k is chosen automatically to maximise the silhouette score over k ∈ {2, …, 6}; k-means++ initialisation is used for stability.</w:t>
       </w:r>
     </w:p>
     <w:p>
@@ -8305,6 +8456,24 @@
       </w:pPr>
       <w:r>
         <w:t>Researchers register custom Python segmentation functions via POST /algorithms. Each function must implement a process(audio_path: str, params: dict) -&gt; list[dict] interface where each dict has keys start, end, and label. The worker loads the function dynamically, executes it with resource limits (USER_CODE_MEMORY_BYTES, default 2 GB; USER_CODE_TIMEOUT, default 30 s), and returns the segments. This extends the platform beyond its built-in algorithms without requiring Docker image rebuilds.</w:t>
+      </w:r>
+    </w:p>
+    <w:p>
+      <w:pPr>
+        <w:pStyle w:val="Heading3"/>
+        <w:spacing w:after="140"/>
+      </w:pPr>
+      <w:r>
+        <w:t>LLM Segmentation Agent (music_segmentation_agent/)</w:t>
+      </w:r>
+    </w:p>
+    <w:p>
+      <w:pPr>
+        <w:spacing w:after="140"/>
+        <w:jc w:val="both"/>
+      </w:pPr>
+      <w:r>
+        <w:t>A fifth algorithm, LLMSegmentationWorker (routing key segmentation.llm), integrates a LangChain-based large language model as the final boundary selection and labelling stage of an otherwise deterministic pipeline. By default the Anthropic Claude Sonnet 4.6 model is used; the provider and model are configurable via LLM_PROVIDER and LLM_MODEL_NAME environment variables (OpenAI GPT-4o is also supported). The agent re-uses the same six parallel candidate sources as the custom algorithm, adds beat-grid aligned candidates at every 16th beat to improve alignment with the ±0.5 s evaluation window, and asks the LLM to select from and label these grounded timestamps. The LLM cannot invent new boundary times. Positional heuristics (Intro/Outro override for first/last segment when ≥4 segments are present) are applied after the LLM decision. This approach evaluates whether LLM reasoning over grounded acoustic evidence improves structural labelling quality compared to purely signal-processing methods.</w:t>
       </w:r>
     </w:p>
     <w:p>
@@ -9302,7 +9471,7 @@
         <w:jc w:val="both"/>
       </w:pPr>
       <w:r>
-        <w:t>The testing strategy covers four levels: (1) unit testing of individual functions (feature extraction, SSM construction, novelty curve, peak picking, boundary metric computation); (2) integration testing of API endpoints against a live Docker environment; (3) system-level end-to-end tests covering the full upload → segment → evaluate workflow; and (4) evaluation-level testing comparing algorithm outputs against SALAMI ground truth.</w:t>
+        <w:t>The testing strategy covers four levels: (1) unit testing of individual functions (feature extraction, SSM construction, novelty curve, peak picking, boundary metric computation); (2) integration testing of API endpoints against a live Docker environment; (3) system-level end-to-end tests covering the full upload → segment → evaluate workflow; and (4) evaluation-level testing comparing algorithm outputs against SALAMI ground truth. The primary quantitative evaluation metric throughout is the boundary detection F-measure at ±0.5 s tolerance (MIREX 2009 standard), computed via mir_eval.segment.detection.</w:t>
       </w:r>
     </w:p>
     <w:p>
@@ -12658,7 +12827,7 @@
         <w:jc w:val="both"/>
       </w:pPr>
       <w:r>
-        <w:t>Processing times on a standard development laptop (Apple M1, 16 GB RAM) are as follows: the custom algorithm processes a 3-minute track in approximately 8–12 seconds (including audio loading and beat tracking); MSAF Foote takes approximately 15 seconds; CNMF and scluster take 20–30 seconds due to matrix factorisation overhead. All four workers execute in parallel, so wall-clock time for a four-algorithm run is dominated by the slowest worker (~30 s).</w:t>
+        <w:t>Processing times on a standard development laptop (Apple M1, 16 GB RAM) are as follows: the custom algorithm processes a 3-minute track in approximately 8–12 seconds (including audio loading and beat tracking); MSAF Foote takes approximately 15 seconds; CNMF and scluster take 20–30 seconds due to matrix factorisation overhead. All five workers execute in parallel, so wall-clock time for a five-algorithm run is dominated by the slowest worker (~30 s).</w:t>
       </w:r>
     </w:p>
     <w:p>
@@ -16106,7 +16275,7 @@
         <w:spacing w:after="80"/>
       </w:pPr>
       <w:r>
-        <w:t>Hyperparameter search: Conduct a systematic grid search over key parameters (kernel size, min_segment_duration, spectral_flux_weight, n_mfcc) using the batch evaluation framework to identify optimal settings per genre.</w:t>
+        <w:t>Hyperparameter search: Conduct a systematic grid search over key parameters (kernel size, min_segment_duration, feature_weights (per-source fusion weights), n_mfcc) using the batch evaluation framework to identify optimal settings per genre.</w:t>
       </w:r>
     </w:p>
     <w:p>
@@ -19642,6 +19811,14 @@
       </w:tr>
     </w:tbl>
     <w:p>
+      <w:pPr>
+        <w:spacing w:after="140"/>
+      </w:pPr>
+      <w:r>
+        <w:t>Note: values above reflect raw algorithmic computation time. MSAF workers (Foote, CNMF, scluster) incur additional overhead from conda environment initialisation and MSAF framework loading, giving total wall-clock times of 15–25 s as reported in Section 6.1.</w:t>
+      </w:r>
+    </w:p>
+    <w:p>
       <w:r>
         <w:br w:type="page"/>
       </w:r>
@@ -20435,7 +20612,7 @@
         <w:jc w:val="both"/>
       </w:pPr>
       <w:r>
-        <w:t>The project poster and final presentation slides will be submitted separately as PDF attachments. The poster summarises the system architecture, the four-algorithm comparative pipeline, and the SALAMI evaluation results (Table 6.1) on a single A1 page. The presentation covers all sections of this report in approximately 20 slides with live demo segments showcasing the frontend UI and real-time SSE progress stream.</w:t>
+        <w:t>The project poster and final presentation slides will be submitted separately as PDF attachments. The poster summarises the system architecture, the five-algorithm comparative pipeline, and the SALAMI evaluation results (Table 6.1) on a single A1 page. The presentation covers all sections of this report in approximately 20 slides with live demo segments showcasing the frontend UI and real-time SSE progress stream.</w:t>
       </w:r>
     </w:p>
     <w:p>
